--- a/기업/총무·행정/명함신청서.docx
+++ b/기업/총무·행정/명함신청서.docx
@@ -4,7 +4,7 @@
   <w:body>
     <w:p>
       <w:pPr>
-        <w:spacing w:after="31" w:before="0" w:line="312" w:lineRule="auto"/>
+        <w:spacing w:after="40" w:before="0" w:line="312" w:lineRule="auto"/>
         <w:jc w:val="center"/>
       </w:pPr>
       <w:r>
@@ -19,7 +19,7 @@
     </w:p>
     <w:p>
       <w:pPr>
-        <w:spacing w:after="78" w:before="0" w:line="312" w:lineRule="auto"/>
+        <w:spacing w:after="100" w:before="0" w:line="312" w:lineRule="auto"/>
         <w:jc w:val="left"/>
         <w:pBdr>
           <w:bottom w:val="single" w:sz="14" w:space="2" w:color="24384F"/>
@@ -51,7 +51,7 @@
       </w:tblGrid>
       <w:tr>
         <w:trPr>
-          <w:trHeight w:val="309" w:hRule="atLeast"/>
+          <w:trHeight w:val="396" w:hRule="atLeast"/>
         </w:trPr>
         <w:tc>
           <w:tcPr>
@@ -221,7 +221,7 @@
       </w:tr>
       <w:tr>
         <w:trPr>
-          <w:trHeight w:val="309" w:hRule="atLeast"/>
+          <w:trHeight w:val="396" w:hRule="atLeast"/>
         </w:trPr>
         <w:tc>
           <w:tcPr>
@@ -392,7 +392,7 @@
     </w:tbl>
     <w:p>
       <w:pPr>
-        <w:spacing w:after="31" w:before="0" w:line="312" w:lineRule="auto"/>
+        <w:spacing w:after="40" w:before="0" w:line="312" w:lineRule="auto"/>
         <w:jc w:val="left"/>
       </w:pPr>
       <w:r>
@@ -405,7 +405,7 @@
     </w:p>
     <w:p>
       <w:pPr>
-        <w:spacing w:after="31" w:before="62" w:line="312" w:lineRule="auto"/>
+        <w:spacing w:after="40" w:before="80" w:line="312" w:lineRule="auto"/>
         <w:jc w:val="left"/>
         <w:pBdr>
           <w:bottom w:val="single" w:sz="6" w:space="2" w:color="C9D2DD"/>
@@ -446,7 +446,7 @@
       </w:tblGrid>
       <w:tr>
         <w:trPr>
-          <w:trHeight w:val="309" w:hRule="atLeast"/>
+          <w:trHeight w:val="396" w:hRule="atLeast"/>
         </w:trPr>
         <w:tc>
           <w:tcPr>
@@ -561,7 +561,7 @@
       </w:tr>
       <w:tr>
         <w:trPr>
-          <w:trHeight w:val="309" w:hRule="atLeast"/>
+          <w:trHeight w:val="396" w:hRule="atLeast"/>
         </w:trPr>
         <w:tc>
           <w:tcPr>
@@ -676,7 +676,7 @@
       </w:tr>
       <w:tr>
         <w:trPr>
-          <w:trHeight w:val="309" w:hRule="atLeast"/>
+          <w:trHeight w:val="396" w:hRule="atLeast"/>
         </w:trPr>
         <w:tc>
           <w:tcPr>
@@ -737,7 +737,7 @@
       </w:tr>
       <w:tr>
         <w:trPr>
-          <w:trHeight w:val="309" w:hRule="atLeast"/>
+          <w:trHeight w:val="396" w:hRule="atLeast"/>
         </w:trPr>
         <w:tc>
           <w:tcPr>
@@ -852,7 +852,7 @@
       </w:tr>
       <w:tr>
         <w:trPr>
-          <w:trHeight w:val="309" w:hRule="atLeast"/>
+          <w:trHeight w:val="396" w:hRule="atLeast"/>
         </w:trPr>
         <w:tc>
           <w:tcPr>
@@ -968,7 +968,7 @@
     </w:tbl>
     <w:p>
       <w:pPr>
-        <w:spacing w:after="31" w:before="0" w:line="312" w:lineRule="auto"/>
+        <w:spacing w:after="40" w:before="0" w:line="312" w:lineRule="auto"/>
         <w:jc w:val="left"/>
       </w:pPr>
       <w:r>
@@ -981,7 +981,7 @@
     </w:p>
     <w:p>
       <w:pPr>
-        <w:spacing w:after="31" w:before="62" w:line="312" w:lineRule="auto"/>
+        <w:spacing w:after="40" w:before="80" w:line="312" w:lineRule="auto"/>
         <w:jc w:val="left"/>
         <w:pBdr>
           <w:bottom w:val="single" w:sz="6" w:space="2" w:color="C9D2DD"/>
@@ -1022,7 +1022,7 @@
       </w:tblGrid>
       <w:tr>
         <w:trPr>
-          <w:trHeight w:val="309" w:hRule="atLeast"/>
+          <w:trHeight w:val="396" w:hRule="atLeast"/>
         </w:trPr>
         <w:tc>
           <w:tcPr>
@@ -1137,7 +1137,7 @@
       </w:tr>
       <w:tr>
         <w:trPr>
-          <w:trHeight w:val="309" w:hRule="atLeast"/>
+          <w:trHeight w:val="396" w:hRule="atLeast"/>
         </w:trPr>
         <w:tc>
           <w:tcPr>
@@ -1252,7 +1252,7 @@
       </w:tr>
       <w:tr>
         <w:trPr>
-          <w:trHeight w:val="309" w:hRule="atLeast"/>
+          <w:trHeight w:val="396" w:hRule="atLeast"/>
         </w:trPr>
         <w:tc>
           <w:tcPr>
@@ -1368,7 +1368,7 @@
     </w:tbl>
     <w:p>
       <w:pPr>
-        <w:spacing w:after="31" w:before="0" w:line="312" w:lineRule="auto"/>
+        <w:spacing w:after="40" w:before="0" w:line="312" w:lineRule="auto"/>
         <w:jc w:val="left"/>
       </w:pPr>
       <w:r>
@@ -1381,7 +1381,7 @@
     </w:p>
     <w:p>
       <w:pPr>
-        <w:spacing w:after="31" w:before="62" w:line="312" w:lineRule="auto"/>
+        <w:spacing w:after="40" w:before="80" w:line="312" w:lineRule="auto"/>
         <w:jc w:val="left"/>
         <w:pBdr>
           <w:bottom w:val="single" w:sz="6" w:space="2" w:color="C9D2DD"/>
@@ -1422,7 +1422,7 @@
       </w:tblGrid>
       <w:tr>
         <w:trPr>
-          <w:trHeight w:val="309" w:hRule="atLeast"/>
+          <w:trHeight w:val="396" w:hRule="atLeast"/>
         </w:trPr>
         <w:tc>
           <w:tcPr>
@@ -1539,7 +1539,7 @@
       </w:tr>
       <w:tr>
         <w:trPr>
-          <w:trHeight w:val="309" w:hRule="atLeast"/>
+          <w:trHeight w:val="396" w:hRule="atLeast"/>
         </w:trPr>
         <w:tc>
           <w:tcPr>
@@ -1655,7 +1655,7 @@
       </w:tr>
       <w:tr>
         <w:trPr>
-          <w:trHeight w:val="309" w:hRule="atLeast"/>
+          <w:trHeight w:val="396" w:hRule="atLeast"/>
         </w:trPr>
         <w:tc>
           <w:tcPr>
@@ -1772,7 +1772,7 @@
     </w:tbl>
     <w:p>
       <w:pPr>
-        <w:spacing w:after="31" w:before="0" w:line="312" w:lineRule="auto"/>
+        <w:spacing w:after="40" w:before="0" w:line="312" w:lineRule="auto"/>
         <w:jc w:val="left"/>
       </w:pPr>
       <w:r>
@@ -1785,7 +1785,7 @@
     </w:p>
     <w:p>
       <w:pPr>
-        <w:spacing w:after="31" w:before="0" w:line="312" w:lineRule="auto"/>
+        <w:spacing w:after="40" w:before="0" w:line="312" w:lineRule="auto"/>
         <w:jc w:val="left"/>
       </w:pPr>
       <w:r>
@@ -1811,7 +1811,7 @@
       </w:tblGrid>
       <w:tr>
         <w:trPr>
-          <w:trHeight w:val="707" w:hRule="atLeast"/>
+          <w:trHeight w:val="907" w:hRule="atLeast"/>
         </w:trPr>
         <w:tc>
           <w:tcPr>
@@ -1834,7 +1834,7 @@
               <w:rPr>
                 <w:rFonts w:ascii="Malgun Gothic" w:hAnsi="Malgun Gothic" w:eastAsia="Malgun Gothic" w:cs="Malgun Gothic"/>
                 <w:b w:val="0"/>
-                <w:sz w:val="20"/>
+                <w:sz w:val="19"/>
               </w:rPr>
             </w:r>
           </w:p>
@@ -1843,7 +1843,7 @@
     </w:tbl>
     <w:p>
       <w:pPr>
-        <w:spacing w:after="31" w:before="0" w:line="312" w:lineRule="auto"/>
+        <w:spacing w:after="40" w:before="0" w:line="312" w:lineRule="auto"/>
         <w:jc w:val="left"/>
       </w:pPr>
       <w:r>
@@ -1856,7 +1856,7 @@
     </w:p>
     <w:p>
       <w:pPr>
-        <w:spacing w:after="62" w:before="0" w:line="312" w:lineRule="auto"/>
+        <w:spacing w:after="80" w:before="0" w:line="312" w:lineRule="auto"/>
         <w:jc w:val="center"/>
       </w:pPr>
       <w:r>
@@ -1870,7 +1870,7 @@
     </w:p>
     <w:p>
       <w:pPr>
-        <w:spacing w:after="62" w:before="62" w:line="312" w:lineRule="auto"/>
+        <w:spacing w:after="80" w:before="80" w:line="312" w:lineRule="auto"/>
         <w:jc w:val="center"/>
       </w:pPr>
       <w:r>
@@ -1884,7 +1884,7 @@
     </w:p>
     <w:p>
       <w:pPr>
-        <w:spacing w:after="62" w:before="0" w:line="312" w:lineRule="auto"/>
+        <w:spacing w:after="80" w:before="0" w:line="312" w:lineRule="auto"/>
         <w:jc w:val="right"/>
       </w:pPr>
       <w:r>
@@ -1898,7 +1898,7 @@
     </w:p>
     <w:p>
       <w:pPr>
-        <w:spacing w:after="31" w:before="62" w:line="312" w:lineRule="auto"/>
+        <w:spacing w:after="40" w:before="80" w:line="312" w:lineRule="auto"/>
         <w:jc w:val="left"/>
         <w:pBdr>
           <w:bottom w:val="single" w:sz="6" w:space="2" w:color="C9D2DD"/>
@@ -1940,7 +1940,7 @@
       </w:tblGrid>
       <w:tr>
         <w:trPr>
-          <w:trHeight w:val="530" w:hRule="atLeast"/>
+          <w:trHeight w:val="680" w:hRule="atLeast"/>
         </w:trPr>
         <w:tc>
           <w:tcPr>
@@ -2082,7 +2082,7 @@
       </w:tr>
       <w:tr>
         <w:trPr>
-          <w:trHeight w:val="530" w:hRule="atLeast"/>
+          <w:trHeight w:val="680" w:hRule="atLeast"/>
         </w:trPr>
         <w:tc>
           <w:tcPr>
@@ -2218,7 +2218,7 @@
     </w:tbl>
     <w:p>
       <w:pPr>
-        <w:spacing w:after="31" w:before="0" w:line="312" w:lineRule="auto"/>
+        <w:spacing w:after="40" w:before="0" w:line="312" w:lineRule="auto"/>
         <w:jc w:val="left"/>
       </w:pPr>
       <w:r>
@@ -2231,7 +2231,7 @@
     </w:p>
     <w:p>
       <w:pPr>
-        <w:spacing w:after="0" w:before="47" w:line="312" w:lineRule="auto"/>
+        <w:spacing w:after="0" w:before="60" w:line="312" w:lineRule="auto"/>
         <w:jc w:val="left"/>
       </w:pPr>
       <w:r>
